--- a/pr-preview/pr-205/algebra.docx
+++ b/pr-preview/pr-205/algebra.docx
@@ -15,7 +15,7 @@
         <w:pStyle w:val="Date"/>
       </w:pPr>
       <w:r>
-        <w:t xml:space="preserve">Last modified: 2026-10-08 18:58:13 (PDT)</w:t>
+        <w:t xml:space="preserve">Last modified: 2026-10-09 01:33:02 (PDT)</w:t>
       </w:r>
     </w:p>
     <w:bookmarkStart w:id="18" w:name="equalities"/>
@@ -12929,9 +12929,10 @@
               </m:r>
               <m:r>
                 <m:rPr>
-                  <m:sty m:val="p"/>
-                </m:rPr>
-                <m:t>=</m:t>
+                  <m:nor/>
+                  <m:sty m:val="p"/>
+                </m:rPr>
+                <m:t>, which equals </m:t>
               </m:r>
               <m:r>
                 <m:t>2</m:t>
@@ -58370,37 +58371,7 @@
           <m:jc m:val="center"/>
         </m:oMathParaPr>
         <m:oMath>
-          <m:sSup>
-            <m:e>
-              <m:r>
-                <m:t>a</m:t>
-              </m:r>
-            </m:e>
-            <m:sup>
-              <m:r>
-                <m:t>b</m:t>
-              </m:r>
-              <m:r>
-                <m:t>c</m:t>
-              </m:r>
-            </m:sup>
-          </m:sSup>
-          <m:r>
-            <m:rPr>
-              <m:sty m:val="p"/>
-            </m:rPr>
-            <m:t>=</m:t>
-          </m:r>
-          <m:r>
-            <m:t>​</m:t>
-          </m:r>
-          <m:d>
-            <m:dPr>
-              <m:begChr m:val="("/>
-              <m:sepChr m:val=""/>
-              <m:endChr m:val=")"/>
-              <m:grow/>
-            </m:dPr>
+          <m:eqArr>
             <m:e>
               <m:sSup>
                 <m:e>
@@ -58412,43 +58383,49 @@
                   <m:r>
                     <m:t>b</m:t>
                   </m:r>
+                  <m:r>
+                    <m:t>c</m:t>
+                  </m:r>
                 </m:sup>
               </m:sSup>
-            </m:e>
-          </m:d>
-          <m:sSup>
-            <m:e>
+              <m:r>
+                <m:t>&amp;</m:t>
+              </m:r>
+              <m:r>
+                <m:rPr>
+                  <m:sty m:val="p"/>
+                </m:rPr>
+                <m:t>=</m:t>
+              </m:r>
               <m:r>
                 <m:t>​</m:t>
               </m:r>
-            </m:e>
-            <m:sup>
-              <m:r>
-                <m:t>c</m:t>
-              </m:r>
-            </m:sup>
-          </m:sSup>
-          <m:r>
-            <m:rPr>
-              <m:sty m:val="p"/>
-            </m:rPr>
-            <m:t>=</m:t>
-          </m:r>
-          <m:r>
-            <m:t>​</m:t>
-          </m:r>
-          <m:d>
-            <m:dPr>
-              <m:begChr m:val="("/>
-              <m:sepChr m:val=""/>
-              <m:endChr m:val=")"/>
-              <m:grow/>
-            </m:dPr>
-            <m:e>
+              <m:d>
+                <m:dPr>
+                  <m:begChr m:val="("/>
+                  <m:sepChr m:val=""/>
+                  <m:endChr m:val=")"/>
+                  <m:grow/>
+                </m:dPr>
+                <m:e>
+                  <m:sSup>
+                    <m:e>
+                      <m:r>
+                        <m:t>a</m:t>
+                      </m:r>
+                    </m:e>
+                    <m:sup>
+                      <m:r>
+                        <m:t>b</m:t>
+                      </m:r>
+                    </m:sup>
+                  </m:sSup>
+                </m:e>
+              </m:d>
               <m:sSup>
                 <m:e>
                   <m:r>
-                    <m:t>a</m:t>
+                    <m:t>​</m:t>
                   </m:r>
                 </m:e>
                 <m:sup>
@@ -58458,19 +58435,55 @@
                 </m:sup>
               </m:sSup>
             </m:e>
-          </m:d>
-          <m:sSup>
             <m:e>
               <m:r>
+                <m:t>&amp;</m:t>
+              </m:r>
+              <m:r>
+                <m:rPr>
+                  <m:sty m:val="p"/>
+                </m:rPr>
+                <m:t>=</m:t>
+              </m:r>
+              <m:r>
                 <m:t>​</m:t>
               </m:r>
+              <m:d>
+                <m:dPr>
+                  <m:begChr m:val="("/>
+                  <m:sepChr m:val=""/>
+                  <m:endChr m:val=")"/>
+                  <m:grow/>
+                </m:dPr>
+                <m:e>
+                  <m:sSup>
+                    <m:e>
+                      <m:r>
+                        <m:t>a</m:t>
+                      </m:r>
+                    </m:e>
+                    <m:sup>
+                      <m:r>
+                        <m:t>c</m:t>
+                      </m:r>
+                    </m:sup>
+                  </m:sSup>
+                </m:e>
+              </m:d>
+              <m:sSup>
+                <m:e>
+                  <m:r>
+                    <m:t>​</m:t>
+                  </m:r>
+                </m:e>
+                <m:sup>
+                  <m:r>
+                    <m:t>b</m:t>
+                  </m:r>
+                </m:sup>
+              </m:sSup>
             </m:e>
-            <m:sup>
-              <m:r>
-                <m:t>b</m:t>
-              </m:r>
-            </m:sup>
-          </m:sSup>
+          </m:eqArr>
         </m:oMath>
       </m:oMathPara>
     </w:p>
@@ -59183,138 +59196,150 @@
           <m:jc m:val="center"/>
         </m:oMathParaPr>
         <m:oMath>
-          <m:r>
-            <m:rPr>
-              <m:sty m:val="p"/>
-            </m:rPr>
-            <m:t>exp</m:t>
-          </m:r>
-          <m:r>
-            <m:t>​</m:t>
-          </m:r>
-          <m:d>
-            <m:dPr>
-              <m:begChr m:val="{"/>
-              <m:sepChr m:val=""/>
-              <m:endChr m:val="}"/>
-              <m:grow/>
-            </m:dPr>
+          <m:eqArr>
             <m:e>
               <m:r>
-                <m:t>a</m:t>
-              </m:r>
-              <m:r>
-                <m:t>b</m:t>
-              </m:r>
+                <m:rPr>
+                  <m:sty m:val="p"/>
+                </m:rPr>
+                <m:t>exp</m:t>
+              </m:r>
+              <m:r>
+                <m:t>​</m:t>
+              </m:r>
+              <m:d>
+                <m:dPr>
+                  <m:begChr m:val="{"/>
+                  <m:sepChr m:val=""/>
+                  <m:endChr m:val="}"/>
+                  <m:grow/>
+                </m:dPr>
+                <m:e>
+                  <m:r>
+                    <m:t>a</m:t>
+                  </m:r>
+                  <m:r>
+                    <m:t>b</m:t>
+                  </m:r>
+                </m:e>
+              </m:d>
+              <m:r>
+                <m:t>​</m:t>
+              </m:r>
+              <m:r>
+                <m:t>&amp;</m:t>
+              </m:r>
+              <m:r>
+                <m:rPr>
+                  <m:sty m:val="p"/>
+                </m:rPr>
+                <m:t>=</m:t>
+              </m:r>
+              <m:r>
+                <m:rPr>
+                  <m:sty m:val="p"/>
+                </m:rPr>
+                <m:t>(</m:t>
+              </m:r>
+              <m:r>
+                <m:rPr>
+                  <m:sty m:val="p"/>
+                </m:rPr>
+                <m:t>exp</m:t>
+              </m:r>
+              <m:r>
+                <m:t>​</m:t>
+              </m:r>
+              <m:d>
+                <m:dPr>
+                  <m:begChr m:val="{"/>
+                  <m:sepChr m:val=""/>
+                  <m:endChr m:val="}"/>
+                  <m:grow/>
+                </m:dPr>
+                <m:e>
+                  <m:r>
+                    <m:t>a</m:t>
+                  </m:r>
+                </m:e>
+              </m:d>
+              <m:r>
+                <m:t>​</m:t>
+              </m:r>
+              <m:sSup>
+                <m:e>
+                  <m:r>
+                    <m:rPr>
+                      <m:sty m:val="p"/>
+                    </m:rPr>
+                    <m:t>)</m:t>
+                  </m:r>
+                </m:e>
+                <m:sup>
+                  <m:r>
+                    <m:t>b</m:t>
+                  </m:r>
+                </m:sup>
+              </m:sSup>
             </m:e>
-          </m:d>
-          <m:r>
-            <m:t>​</m:t>
-          </m:r>
-          <m:r>
-            <m:rPr>
-              <m:sty m:val="p"/>
-            </m:rPr>
-            <m:t>=</m:t>
-          </m:r>
-          <m:r>
-            <m:rPr>
-              <m:sty m:val="p"/>
-            </m:rPr>
-            <m:t>(</m:t>
-          </m:r>
-          <m:r>
-            <m:rPr>
-              <m:sty m:val="p"/>
-            </m:rPr>
-            <m:t>exp</m:t>
-          </m:r>
-          <m:r>
-            <m:t>​</m:t>
-          </m:r>
-          <m:d>
-            <m:dPr>
-              <m:begChr m:val="{"/>
-              <m:sepChr m:val=""/>
-              <m:endChr m:val="}"/>
-              <m:grow/>
-            </m:dPr>
             <m:e>
               <m:r>
-                <m:t>a</m:t>
-              </m:r>
+                <m:t>&amp;</m:t>
+              </m:r>
+              <m:r>
+                <m:rPr>
+                  <m:sty m:val="p"/>
+                </m:rPr>
+                <m:t>=</m:t>
+              </m:r>
+              <m:r>
+                <m:rPr>
+                  <m:sty m:val="p"/>
+                </m:rPr>
+                <m:t>(</m:t>
+              </m:r>
+              <m:r>
+                <m:rPr>
+                  <m:sty m:val="p"/>
+                </m:rPr>
+                <m:t>exp</m:t>
+              </m:r>
+              <m:r>
+                <m:t>​</m:t>
+              </m:r>
+              <m:d>
+                <m:dPr>
+                  <m:begChr m:val="{"/>
+                  <m:sepChr m:val=""/>
+                  <m:endChr m:val="}"/>
+                  <m:grow/>
+                </m:dPr>
+                <m:e>
+                  <m:r>
+                    <m:t>b</m:t>
+                  </m:r>
+                </m:e>
+              </m:d>
+              <m:r>
+                <m:t>​</m:t>
+              </m:r>
+              <m:sSup>
+                <m:e>
+                  <m:r>
+                    <m:rPr>
+                      <m:sty m:val="p"/>
+                    </m:rPr>
+                    <m:t>)</m:t>
+                  </m:r>
+                </m:e>
+                <m:sup>
+                  <m:r>
+                    <m:t>a</m:t>
+                  </m:r>
+                </m:sup>
+              </m:sSup>
             </m:e>
-          </m:d>
-          <m:r>
-            <m:t>​</m:t>
-          </m:r>
-          <m:sSup>
-            <m:e>
-              <m:r>
-                <m:rPr>
-                  <m:sty m:val="p"/>
-                </m:rPr>
-                <m:t>)</m:t>
-              </m:r>
-            </m:e>
-            <m:sup>
-              <m:r>
-                <m:t>b</m:t>
-              </m:r>
-            </m:sup>
-          </m:sSup>
-          <m:r>
-            <m:rPr>
-              <m:sty m:val="p"/>
-            </m:rPr>
-            <m:t>=</m:t>
-          </m:r>
-          <m:r>
-            <m:rPr>
-              <m:sty m:val="p"/>
-            </m:rPr>
-            <m:t>(</m:t>
-          </m:r>
-          <m:r>
-            <m:rPr>
-              <m:sty m:val="p"/>
-            </m:rPr>
-            <m:t>exp</m:t>
-          </m:r>
-          <m:r>
-            <m:t>​</m:t>
-          </m:r>
-          <m:d>
-            <m:dPr>
-              <m:begChr m:val="{"/>
-              <m:sepChr m:val=""/>
-              <m:endChr m:val="}"/>
-              <m:grow/>
-            </m:dPr>
-            <m:e>
-              <m:r>
-                <m:t>b</m:t>
-              </m:r>
-            </m:e>
-          </m:d>
-          <m:r>
-            <m:t>​</m:t>
-          </m:r>
-          <m:sSup>
-            <m:e>
-              <m:r>
-                <m:rPr>
-                  <m:sty m:val="p"/>
-                </m:rPr>
-                <m:t>)</m:t>
-              </m:r>
-            </m:e>
-            <m:sup>
-              <m:r>
-                <m:t>a</m:t>
-              </m:r>
-            </m:sup>
-          </m:sSup>
+          </m:eqArr>
         </m:oMath>
       </m:oMathPara>
     </w:p>
